--- a/data/human_paras/human_para_90.docx
+++ b/data/human_paras/human_para_90.docx
@@ -4,7 +4,7 @@
   <w:body>
     <w:p>
       <w:r>
-        <w:t>Leading has been defined as the stimulation of workers of an organization so that employees can be conversant with the plan of the organization (Ref-s477686). Managers use strategies that motivate workers such as capacity building and mentoring to realize the potential of the employees. Depending on the season, Amazon has established a transactional style of leadership where during peak seasons, workers have limited access to team building activities whereas, during the low workload, managers focus on connections and self-realization of employees in the organization (Ref-s477686). Managers always mentor and encourage improved employee performance.</w:t>
+        <w:t>Leading has been defined as the stimulation of workers of an organization so that employees can be conversant with the plan of the organization (Ref-f064652). Managers use strategies that motivate workers such as capacity building and mentoring to realize the potential of the employees. Depending on the season, Amazon has established a transactional style of leadership where during peak seasons, workers have limited access to team building activities whereas, during the low workload, managers focus on connections and self-realization of employees in the organization (Ref-f064652). Managers always mentor and encourage improved employee performance.</w:t>
       </w:r>
     </w:p>
     <w:sectPr>
